--- a/az/discovery-articles/7.13 Karbon qazının tutulması.docx
+++ b/az/discovery-articles/7.13 Karbon qazının tutulması.docx
@@ -120,7 +120,7 @@
         <w:widowControl/>
       </w:pPr>
       <w:r>
-        <w:t>Kim kəşf edib və ya yaradıb</w:t>
+        <w:t xml:space="preserve">Kim yaradıb</w:t>
       </w:r>
     </w:p>
     <w:p>
@@ -128,7 +128,7 @@
         <w:widowControl/>
       </w:pPr>
       <w:r>
-        <w:t>Sənayedə qaz ayırma iqlim siyasətindən daha qədimdir. Aminlərlə təmizləmə və oxşar üsullar kimya mühəndisliyindən gəlib. İqlim məqsədli karbonun tutulması və saxlanması — ingiliscə «Carbon Capture and Storage», CCS — bu alətləri neft-qaz sahəsinin boru kəməri və yeraltı lay bilikləri ilə birləşdirdi. Havadan birbaşa tutma ixtiraçıları dövrləri çox aşağı CO₂ qatılığına uyğunlaşdırdılar. Bu, bir şəxsin deyil, tətbiqi kimya ilə geologiyanın birgə nəticəsidir.</w:t>
+        <w:t xml:space="preserve">Sənayedə qaz ayırma iqlim siyasətindən daha qədimdir. Aminlərlə təmizləmə və oxşar üsullar kimya mühəndisliyindən gəlib. İqlim məqsədli karbonun tutulması və saxlanması (CCS) bu alətləri neft-qaz sahəsinin boru kəməri və yeraltı lay bilikləri ilə birləşdirdi. Havadan birbaşa tutma ixtiraçıları dövrləri çox aşağı CO₂ qatılığına uyğunlaşdırdılar. Bu, bir şəxsin deyil, tətbiqi kimya ilə geologiyanın birgə nəticəsidir.</w:t>
       </w:r>
     </w:p>
     <w:p>
@@ -217,7 +217,7 @@
         <w:rPr>
           <w:sz w:val="20"/>
         </w:rPr>
-        <w:t>A Kitablar və əsas elmi əsərlər</w:t>
+        <w:t>Kitablar və əsas elmi əsərlər</w:t>
       </w:r>
     </w:p>
     <w:p>
@@ -253,7 +253,7 @@
         <w:rPr>
           <w:sz w:val="20"/>
         </w:rPr>
-        <w:t>C Qurumların materialları və ensiklopedik mənbələr</w:t>
+        <w:t>Qurumların materialları və ensiklopedik mənbələr</w:t>
       </w:r>
     </w:p>
     <w:p>
@@ -313,7 +313,7 @@
         <w:rPr>
           <w:sz w:val="20"/>
         </w:rPr>
-        <w:t>D Muzey arxiv və kitabxana materialları</w:t>
+        <w:t>Muzey arxiv və kitabxana materialları</w:t>
       </w:r>
     </w:p>
     <w:p>
@@ -349,7 +349,7 @@
         <w:rPr>
           <w:sz w:val="20"/>
         </w:rPr>
-        <w:t>J Mətbuat elmi kütləvi nəşrlər və ümumi mənbələr</w:t>
+        <w:t>Mətbuat elmi kütləvi nəşrlər və ümumi mənbələr</w:t>
       </w:r>
     </w:p>
     <w:p>
